--- a/res/WY_Devices.docx
+++ b/res/WY_Devices.docx
@@ -216,7 +216,11 @@
         </w:rPr>
       </w:pPr>
       <w:r>
-        <w:rPr/>
+        <w:rPr>
+          <w:rFonts w:eastAsia="Times New Roman" w:cs="Arial" w:ascii="Arial" w:hAnsi="Arial"/>
+          <w:kern w:val="0"/>
+          <w14:ligatures w14:val="none"/>
+        </w:rPr>
       </w:r>
     </w:p>
     <w:p>
@@ -1146,6 +1150,7 @@
         <w:rPr>
           <w:rFonts w:eastAsia="Times New Roman" w:cs="Arial" w:ascii="Arial" w:hAnsi="Arial"/>
           <w:kern w:val="0"/>
+          <w:sz w:val="21"/>
           <w14:ligatures w14:val="none"/>
         </w:rPr>
       </w:r>
@@ -1474,6 +1479,7 @@
         <w:rPr>
           <w:rFonts w:eastAsia="Times New Roman" w:cs="Arial" w:ascii="Arial" w:hAnsi="Arial"/>
           <w:kern w:val="0"/>
+          <w:sz w:val="21"/>
           <w14:ligatures w14:val="none"/>
         </w:rPr>
       </w:r>
@@ -1980,6 +1986,7 @@
         <w:rPr>
           <w:rFonts w:eastAsia="Times New Roman" w:cs="Arial" w:ascii="Arial" w:hAnsi="Arial"/>
           <w:kern w:val="0"/>
+          <w:sz w:val="21"/>
           <w14:ligatures w14:val="none"/>
         </w:rPr>
       </w:r>
@@ -6466,8 +6473,8 @@
       <w:szCs w:val="28"/>
     </w:rPr>
   </w:style>
-  <w:style w:type="character" w:styleId="Bulletsuser">
-    <w:name w:val="Bullets (user)"/>
+  <w:style w:type="character" w:styleId="Bullets">
+    <w:name w:val="Bullets"/>
     <w:qFormat/>
     <w:rPr>
       <w:rFonts w:ascii="OpenSymbol" w:hAnsi="OpenSymbol" w:eastAsia="OpenSymbol" w:cs="OpenSymbol"/>
@@ -6485,8 +6492,8 @@
     <w:qFormat/>
     <w:rPr/>
   </w:style>
-  <w:style w:type="character" w:styleId="Bullets">
-    <w:name w:val="Bullets"/>
+  <w:style w:type="character" w:styleId="Bulletsuser">
+    <w:name w:val="Bullets (user)"/>
     <w:qFormat/>
     <w:rPr>
       <w:rFonts w:ascii="OpenSymbol" w:hAnsi="OpenSymbol" w:eastAsia="OpenSymbol" w:cs="OpenSymbol"/>

--- a/res/WY_Devices.docx
+++ b/res/WY_Devices.docx
@@ -97,7 +97,23 @@
           <w:kern w:val="0"/>
           <w14:ligatures w14:val="none"/>
         </w:rPr>
-        <w:t xml:space="preserve"> January 2026</w:t>
+        <w:t xml:space="preserve"> </w:t>
+      </w:r>
+      <w:r>
+        <w:rPr>
+          <w:rFonts w:eastAsia="Times New Roman" w:cs="Arial" w:ascii="Arial" w:hAnsi="Arial"/>
+          <w:kern w:val="0"/>
+          <w14:ligatures w14:val="none"/>
+        </w:rPr>
+        <w:t>March</w:t>
+      </w:r>
+      <w:r>
+        <w:rPr>
+          <w:rFonts w:eastAsia="Times New Roman" w:cs="Arial" w:ascii="Arial" w:hAnsi="Arial"/>
+          <w:kern w:val="0"/>
+          <w14:ligatures w14:val="none"/>
+        </w:rPr>
+        <w:t xml:space="preserve"> 2026</w:t>
       </w:r>
     </w:p>
     <w:p>
@@ -247,6 +263,248 @@
           <w:szCs w:val="24"/>
           <w14:ligatures w14:val="none"/>
         </w:rPr>
+        <w:t xml:space="preserve">Getting Started: </w:t>
+      </w:r>
+    </w:p>
+    <w:p>
+      <w:pPr>
+        <w:pStyle w:val="BodyText"/>
+        <w:spacing w:before="0" w:after="280"/>
+        <w:rPr>
+          <w:rFonts w:ascii="Arial" w:hAnsi="Arial" w:eastAsia="Times New Roman" w:cs="Arial"/>
+          <w:b/>
+          <w:bCs/>
+          <w:kern w:val="0"/>
+          <w:sz w:val="24"/>
+          <w:szCs w:val="24"/>
+          <w14:ligatures w14:val="none"/>
+        </w:rPr>
+      </w:pPr>
+      <w:r>
+        <w:rPr>
+          <w:rFonts w:eastAsia="Times New Roman" w:cs="Arial" w:ascii="Arial" w:hAnsi="Arial"/>
+          <w:b w:val="false"/>
+          <w:bCs w:val="false"/>
+          <w:kern w:val="0"/>
+          <w:sz w:val="24"/>
+          <w:szCs w:val="24"/>
+          <w14:ligatures w14:val="none"/>
+        </w:rPr>
+        <w:t xml:space="preserve">The Handler Disk To use the </w:t>
+      </w:r>
+      <w:r>
+        <w:rPr>
+          <w:rStyle w:val="SourceText"/>
+          <w:rFonts w:ascii="Arial" w:hAnsi="Arial"/>
+          <w:b w:val="false"/>
+          <w:bCs w:val="false"/>
+          <w:kern w:val="0"/>
+          <w:sz w:val="24"/>
+          <w:szCs w:val="24"/>
+          <w14:ligatures w14:val="none"/>
+        </w:rPr>
+        <w:t>W:</w:t>
+      </w:r>
+      <w:r>
+        <w:rPr>
+          <w:rFonts w:eastAsia="Times New Roman" w:cs="Arial" w:ascii="Arial" w:hAnsi="Arial"/>
+          <w:b w:val="false"/>
+          <w:bCs w:val="false"/>
+          <w:kern w:val="0"/>
+          <w:sz w:val="24"/>
+          <w:szCs w:val="24"/>
+          <w14:ligatures w14:val="none"/>
+        </w:rPr>
+        <w:t xml:space="preserve"> and </w:t>
+      </w:r>
+      <w:r>
+        <w:rPr>
+          <w:rStyle w:val="SourceText"/>
+          <w:rFonts w:ascii="Arial" w:hAnsi="Arial"/>
+          <w:b w:val="false"/>
+          <w:bCs w:val="false"/>
+          <w:kern w:val="0"/>
+          <w:sz w:val="24"/>
+          <w:szCs w:val="24"/>
+          <w14:ligatures w14:val="none"/>
+        </w:rPr>
+        <w:t>Y:</w:t>
+      </w:r>
+      <w:r>
+        <w:rPr>
+          <w:rFonts w:eastAsia="Times New Roman" w:cs="Arial" w:ascii="Arial" w:hAnsi="Arial"/>
+          <w:b w:val="false"/>
+          <w:bCs w:val="false"/>
+          <w:kern w:val="0"/>
+          <w:sz w:val="24"/>
+          <w:szCs w:val="24"/>
+          <w14:ligatures w14:val="none"/>
+        </w:rPr>
+        <w:t xml:space="preserve"> devices, you must load their respective drivers into the Atari's memory. A ready-to-use DOS 2.0 disk image containing these drivers is provided in the repository as </w:t>
+      </w:r>
+      <w:r>
+        <w:rPr>
+          <w:rStyle w:val="SourceText"/>
+          <w:rFonts w:ascii="Arial" w:hAnsi="Arial"/>
+          <w:b w:val="false"/>
+          <w:bCs w:val="false"/>
+          <w:kern w:val="0"/>
+          <w:sz w:val="24"/>
+          <w:szCs w:val="24"/>
+          <w14:ligatures w14:val="none"/>
+        </w:rPr>
+        <w:t>WY_Handler.atr</w:t>
+      </w:r>
+      <w:r>
+        <w:rPr>
+          <w:rFonts w:eastAsia="Times New Roman" w:cs="Arial" w:ascii="Arial" w:hAnsi="Arial"/>
+          <w:b w:val="false"/>
+          <w:bCs w:val="false"/>
+          <w:kern w:val="0"/>
+          <w:sz w:val="24"/>
+          <w:szCs w:val="24"/>
+          <w14:ligatures w14:val="none"/>
+        </w:rPr>
+        <w:t xml:space="preserve">. The executable driver file on this disk is named </w:t>
+      </w:r>
+      <w:r>
+        <w:rPr>
+          <w:rStyle w:val="SourceText"/>
+          <w:rFonts w:ascii="Arial" w:hAnsi="Arial"/>
+          <w:b w:val="false"/>
+          <w:bCs w:val="false"/>
+          <w:kern w:val="0"/>
+          <w:sz w:val="24"/>
+          <w:szCs w:val="24"/>
+          <w14:ligatures w14:val="none"/>
+        </w:rPr>
+        <w:t>HANDLER.COM</w:t>
+      </w:r>
+      <w:r>
+        <w:rPr>
+          <w:rFonts w:eastAsia="Times New Roman" w:cs="Arial" w:ascii="Arial" w:hAnsi="Arial"/>
+          <w:b w:val="false"/>
+          <w:bCs w:val="false"/>
+          <w:kern w:val="0"/>
+          <w:sz w:val="24"/>
+          <w:szCs w:val="24"/>
+          <w14:ligatures w14:val="none"/>
+        </w:rPr>
+        <w:t xml:space="preserve">. For your convenience, this disk is already configured to load the driver automatically on boot via </w:t>
+      </w:r>
+      <w:r>
+        <w:rPr>
+          <w:rStyle w:val="SourceText"/>
+          <w:rFonts w:ascii="Arial" w:hAnsi="Arial"/>
+          <w:b w:val="false"/>
+          <w:bCs w:val="false"/>
+          <w:kern w:val="0"/>
+          <w:sz w:val="24"/>
+          <w:szCs w:val="24"/>
+          <w14:ligatures w14:val="none"/>
+        </w:rPr>
+        <w:t>AUTORUN.SYS</w:t>
+      </w:r>
+      <w:r>
+        <w:rPr>
+          <w:rFonts w:eastAsia="Times New Roman" w:cs="Arial" w:ascii="Arial" w:hAnsi="Arial"/>
+          <w:b w:val="false"/>
+          <w:bCs w:val="false"/>
+          <w:kern w:val="0"/>
+          <w:sz w:val="24"/>
+          <w:szCs w:val="24"/>
+          <w14:ligatures w14:val="none"/>
+        </w:rPr>
+        <w:t xml:space="preserve">. Simply mount </w:t>
+      </w:r>
+      <w:r>
+        <w:rPr>
+          <w:rStyle w:val="SourceText"/>
+          <w:rFonts w:ascii="Arial" w:hAnsi="Arial"/>
+          <w:b w:val="false"/>
+          <w:bCs w:val="false"/>
+          <w:kern w:val="0"/>
+          <w:sz w:val="24"/>
+          <w:szCs w:val="24"/>
+          <w14:ligatures w14:val="none"/>
+        </w:rPr>
+        <w:t>WY_Handler.atr</w:t>
+      </w:r>
+      <w:r>
+        <w:rPr>
+          <w:rFonts w:eastAsia="Times New Roman" w:cs="Arial" w:ascii="Arial" w:hAnsi="Arial"/>
+          <w:b w:val="false"/>
+          <w:bCs w:val="false"/>
+          <w:kern w:val="0"/>
+          <w:sz w:val="24"/>
+          <w:szCs w:val="24"/>
+          <w14:ligatures w14:val="none"/>
+        </w:rPr>
+        <w:t xml:space="preserve"> in D1: and boot your Atari to get started</w:t>
+      </w:r>
+      <w:r>
+        <w:rPr>
+          <w:rFonts w:eastAsia="Times New Roman" w:cs="Arial" w:ascii="Arial" w:hAnsi="Arial"/>
+          <w:b/>
+          <w:bCs/>
+          <w:kern w:val="0"/>
+          <w:sz w:val="24"/>
+          <w:szCs w:val="24"/>
+          <w14:ligatures w14:val="none"/>
+        </w:rPr>
+        <w:t>.</w:t>
+      </w:r>
+    </w:p>
+    <w:p>
+      <w:pPr>
+        <w:pStyle w:val="BodyText"/>
+        <w:spacing w:before="0" w:after="280"/>
+        <w:rPr>
+          <w:rFonts w:ascii="Arial" w:hAnsi="Arial" w:eastAsia="Times New Roman" w:cs="Arial"/>
+          <w:b/>
+          <w:bCs/>
+          <w:kern w:val="0"/>
+          <w:sz w:val="24"/>
+          <w:szCs w:val="24"/>
+          <w14:ligatures w14:val="none"/>
+        </w:rPr>
+      </w:pPr>
+      <w:r>
+        <w:rPr>
+          <w:rFonts w:eastAsia="Times New Roman" w:cs="Arial" w:ascii="Arial" w:hAnsi="Arial"/>
+          <w:b/>
+          <w:bCs/>
+          <w:kern w:val="0"/>
+          <w:sz w:val="24"/>
+          <w:szCs w:val="24"/>
+          <w14:ligatures w14:val="none"/>
+        </w:rPr>
+      </w:r>
+    </w:p>
+    <w:p>
+      <w:pPr>
+        <w:pStyle w:val="BodyText"/>
+        <w:spacing w:before="0" w:after="280"/>
+        <w:rPr>
+          <w:rFonts w:ascii="Arial" w:hAnsi="Arial" w:eastAsia="Times New Roman" w:cs="Arial"/>
+          <w:b/>
+          <w:bCs/>
+          <w:kern w:val="0"/>
+          <w:sz w:val="24"/>
+          <w:szCs w:val="24"/>
+          <w14:ligatures w14:val="none"/>
+        </w:rPr>
+      </w:pPr>
+      <w:r>
+        <w:rPr>
+          <w:rFonts w:eastAsia="Times New Roman" w:cs="Arial" w:ascii="Arial" w:hAnsi="Arial"/>
+          <w:b/>
+          <w:bCs/>
+          <w:kern w:val="0"/>
+          <w:sz w:val="24"/>
+          <w:szCs w:val="24"/>
+          <w14:ligatures w14:val="none"/>
+        </w:rPr>
         <w:t>Y: Clipboard Device (System Integration)</w:t>
       </w:r>
     </w:p>
@@ -490,32 +748,6 @@
           <w14:ligatures w14:val="none"/>
         </w:rPr>
         <w:t>Read from PC COPY "Y:" "E:" - Displays PC clipboard content on the screen.</w:t>
-      </w:r>
-    </w:p>
-    <w:p>
-      <w:pPr>
-        <w:pStyle w:val="BodyText"/>
-        <w:spacing w:before="0" w:after="280"/>
-        <w:rPr>
-          <w:rFonts w:ascii="Arial" w:hAnsi="Arial" w:eastAsia="Times New Roman" w:cs="Arial"/>
-          <w:b w:val="false"/>
-          <w:bCs w:val="false"/>
-          <w:kern w:val="0"/>
-          <w:sz w:val="24"/>
-          <w:szCs w:val="24"/>
-          <w14:ligatures w14:val="none"/>
-        </w:rPr>
-      </w:pPr>
-      <w:r>
-        <w:rPr>
-          <w:rFonts w:eastAsia="Times New Roman" w:cs="Arial" w:ascii="Arial" w:hAnsi="Arial"/>
-          <w:b w:val="false"/>
-          <w:bCs w:val="false"/>
-          <w:kern w:val="0"/>
-          <w:sz w:val="24"/>
-          <w:szCs w:val="24"/>
-          <w14:ligatures w14:val="none"/>
-        </w:rPr>
       </w:r>
       <w:r>
         <w:br w:type="page"/>
@@ -6473,8 +6705,8 @@
       <w:szCs w:val="28"/>
     </w:rPr>
   </w:style>
-  <w:style w:type="character" w:styleId="Bullets">
-    <w:name w:val="Bullets"/>
+  <w:style w:type="character" w:styleId="Bulletsuser">
+    <w:name w:val="Bullets (user)"/>
     <w:qFormat/>
     <w:rPr>
       <w:rFonts w:ascii="OpenSymbol" w:hAnsi="OpenSymbol" w:eastAsia="OpenSymbol" w:cs="OpenSymbol"/>
@@ -6492,8 +6724,8 @@
     <w:qFormat/>
     <w:rPr/>
   </w:style>
-  <w:style w:type="character" w:styleId="Bulletsuser">
-    <w:name w:val="Bullets (user)"/>
+  <w:style w:type="character" w:styleId="Bullets">
+    <w:name w:val="Bullets"/>
     <w:qFormat/>
     <w:rPr>
       <w:rFonts w:ascii="OpenSymbol" w:hAnsi="OpenSymbol" w:eastAsia="OpenSymbol" w:cs="OpenSymbol"/>
